--- a/apps/web/public/modelo-sugerido-de-compras.docx
+++ b/apps/web/public/modelo-sugerido-de-compras.docx
@@ -2158,7 +2158,7 @@
         <w:pStyle w:val="Ttulo2"/>
       </w:pPr>
       <w:r>
-        <w:t>11. Reglas de negocio adicionales (capa de plataforma)</w:t>
+        <w:t xml:space="preserve">11. Sugerencias manuales (capa de plataforma)</w:t>
       </w:r>
     </w:p>
     <w:p>
@@ -2166,7 +2166,7 @@
         <w:spacing w:after="120"/>
       </w:pPr>
       <w:r>
-        <w:t>Sobre el cálculo del modelo, la plataforma aplica algunos ajustes de sentido común:</w:t>
+        <w:t xml:space="preserve">Una sugerencia manual es una orden de comprar que agrega una persona encima de lo que calcula el modelo: un pedido especial, una promoción o un quiebre que el modelo todavía no ve. No cambia ninguna de las 8 etapas: sus unidades se suman al Total sugerido de ese producto en esa sucursal, y la fila queda con Pedir = Sí.</w:t>
       </w:r>
     </w:p>
     <w:p>
@@ -2183,10 +2183,10 @@
           <w:b/>
           <w:bCs/>
         </w:rPr>
-        <w:t xml:space="preserve">Stock cubre + sin venta reciente → no pedir: </w:t>
-      </w:r>
-      <w:r>
-        <w:t>si una sucursal tiene stock suficiente para su demanda mensual y no vendió el producto el mes anterior, no se sugiere comprar (aunque el modelo diera un número).</w:t>
+        <w:t xml:space="preserve">Si el modelo no tiene ese producto en esa sucursal,</w:t>
+      </w:r>
+      <w:r>
+        <w:t xml:space="preserve"> la fila aparece igual, armada desde el catálogo: con el stock de bodega, pero sin clase ABC ni proveedor.</w:t>
       </w:r>
     </w:p>
     <w:p>
@@ -2203,10 +2203,10 @@
           <w:b/>
           <w:bCs/>
         </w:rPr>
-        <w:t xml:space="preserve">Proveedores rellenados: </w:t>
-      </w:r>
-      <w:r>
-        <w:t>los productos sin reposición confirmada en la sucursal muestran igual el proveedor deducido, para reducir las filas “sin proveedor asignado”.</w:t>
+        <w:t xml:space="preserve">Se muestra aunque esté activo “solo pedir” o “solo nacionales”:</w:t>
+      </w:r>
+      <w:r>
+        <w:t xml:space="preserve"> es una orden explícita de comprar.</w:t>
       </w:r>
     </w:p>
     <w:p>
@@ -2223,6 +2223,1362 @@
           <w:b/>
           <w:bCs/>
         </w:rPr>
+        <w:t xml:space="preserve">Queda registrada</w:t>
+      </w:r>
+      <w:r>
+        <w:t xml:space="preserve"> con quién la cargó, cuándo y el motivo, en la auditoría y en la campanita.</w:t>
+      </w:r>
+    </w:p>
+    <w:p>
+      <w:r>
+        <w:rPr>
+          <w:b/>
+          <w:bCs/>
+        </w:rPr>
+        <w:t xml:space="preserve">Cuánto pide: Días, Unidades y Mantener stock</w:t>
+      </w:r>
+    </w:p>
+    <w:tbl>
+      <w:tblPr>
+        <w:tblW w:w="9360" w:type="dxa"/>
+        <w:tblBorders>
+          <w:top w:val="single" w:sz="4" w:space="0" w:color="auto"/>
+          <w:left w:val="single" w:sz="4" w:space="0" w:color="auto"/>
+          <w:bottom w:val="single" w:sz="4" w:space="0" w:color="auto"/>
+          <w:right w:val="single" w:sz="4" w:space="0" w:color="auto"/>
+          <w:insideH w:val="single" w:sz="4" w:space="0" w:color="auto"/>
+          <w:insideV w:val="single" w:sz="4" w:space="0" w:color="auto"/>
+        </w:tblBorders>
+        <w:tblCellMar>
+          <w:left w:w="10" w:type="dxa"/>
+          <w:right w:w="10" w:type="dxa"/>
+        </w:tblCellMar>
+        <w:tblLook w:val="04A0" w:firstRow="1" w:lastRow="0" w:firstColumn="1" w:lastColumn="0" w:noHBand="0" w:noVBand="1"/>
+      </w:tblPr>
+      <w:tblGrid>
+        <w:gridCol w:w="2600"/>
+        <w:gridCol w:w="2600"/>
+        <w:gridCol w:w="4160"/>
+      </w:tblGrid>
+      <w:tr>
+        <w:tblPrEx>
+          <w:tblCellMar>
+            <w:top w:w="0" w:type="dxa"/>
+            <w:bottom w:w="0" w:type="dxa"/>
+          </w:tblCellMar>
+        </w:tblPrEx>
+        <w:trPr>
+          <w:tblHeader/>
+        </w:trPr>
+        <w:tc>
+          <w:tcPr>
+            <w:tcW w:w="2600" w:type="dxa"/>
+            <w:tcBorders>
+              <w:top w:val="single" w:sz="1" w:space="0" w:color="CCCCCC"/>
+              <w:left w:val="single" w:sz="1" w:space="0" w:color="CCCCCC"/>
+              <w:bottom w:val="single" w:sz="1" w:space="0" w:color="CCCCCC"/>
+              <w:right w:val="single" w:sz="1" w:space="0" w:color="CCCCCC"/>
+            </w:tcBorders>
+            <w:shd w:val="clear" w:color="auto" w:fill="1F4E79"/>
+            <w:tcMar>
+              <w:top w:w="70" w:type="dxa"/>
+              <w:left w:w="120" w:type="dxa"/>
+              <w:bottom w:w="70" w:type="dxa"/>
+              <w:right w:w="120" w:type="dxa"/>
+            </w:tcMar>
+            <w:vAlign w:val="center"/>
+          </w:tcPr>
+          <w:p>
+            <w:r>
+              <w:rPr>
+                <w:b/>
+                <w:bCs/>
+                <w:color w:val="FFFFFF"/>
+              </w:rPr>
+              <w:t xml:space="preserve">Modo</w:t>
+            </w:r>
+          </w:p>
+        </w:tc>
+        <w:tc>
+          <w:tcPr>
+            <w:tcW w:w="2600" w:type="dxa"/>
+            <w:tcBorders>
+              <w:top w:val="single" w:sz="1" w:space="0" w:color="CCCCCC"/>
+              <w:left w:val="single" w:sz="1" w:space="0" w:color="CCCCCC"/>
+              <w:bottom w:val="single" w:sz="1" w:space="0" w:color="CCCCCC"/>
+              <w:right w:val="single" w:sz="1" w:space="0" w:color="CCCCCC"/>
+            </w:tcBorders>
+            <w:shd w:val="clear" w:color="auto" w:fill="1F4E79"/>
+            <w:tcMar>
+              <w:top w:w="70" w:type="dxa"/>
+              <w:left w:w="120" w:type="dxa"/>
+              <w:bottom w:w="70" w:type="dxa"/>
+              <w:right w:w="120" w:type="dxa"/>
+            </w:tcMar>
+            <w:vAlign w:val="center"/>
+          </w:tcPr>
+          <w:p>
+            <w:r>
+              <w:rPr>
+                <w:b/>
+                <w:bCs/>
+                <w:color w:val="FFFFFF"/>
+              </w:rPr>
+              <w:t xml:space="preserve">Cuánto pide</w:t>
+            </w:r>
+          </w:p>
+        </w:tc>
+        <w:tc>
+          <w:tcPr>
+            <w:tcW w:w="4160" w:type="dxa"/>
+            <w:tcBorders>
+              <w:top w:val="single" w:sz="1" w:space="0" w:color="CCCCCC"/>
+              <w:left w:val="single" w:sz="1" w:space="0" w:color="CCCCCC"/>
+              <w:bottom w:val="single" w:sz="1" w:space="0" w:color="CCCCCC"/>
+              <w:right w:val="single" w:sz="1" w:space="0" w:color="CCCCCC"/>
+            </w:tcBorders>
+            <w:shd w:val="clear" w:color="auto" w:fill="1F4E79"/>
+            <w:tcMar>
+              <w:top w:w="70" w:type="dxa"/>
+              <w:left w:w="120" w:type="dxa"/>
+              <w:bottom w:w="70" w:type="dxa"/>
+              <w:right w:w="120" w:type="dxa"/>
+            </w:tcMar>
+            <w:vAlign w:val="center"/>
+          </w:tcPr>
+          <w:p>
+            <w:r>
+              <w:rPr>
+                <w:b/>
+                <w:bCs/>
+                <w:color w:val="FFFFFF"/>
+              </w:rPr>
+              <w:t xml:space="preserve">Cuándo no pide nada</w:t>
+            </w:r>
+          </w:p>
+        </w:tc>
+      </w:tr>
+      <w:tr>
+        <w:tblPrEx>
+          <w:tblCellMar>
+            <w:top w:w="0" w:type="dxa"/>
+            <w:bottom w:w="0" w:type="dxa"/>
+          </w:tblCellMar>
+        </w:tblPrEx>
+        <w:tc>
+          <w:tcPr>
+            <w:tcW w:w="2600" w:type="dxa"/>
+            <w:tcBorders>
+              <w:top w:val="single" w:sz="1" w:space="0" w:color="CCCCCC"/>
+              <w:left w:val="single" w:sz="1" w:space="0" w:color="CCCCCC"/>
+              <w:bottom w:val="single" w:sz="1" w:space="0" w:color="CCCCCC"/>
+              <w:right w:val="single" w:sz="1" w:space="0" w:color="CCCCCC"/>
+            </w:tcBorders>
+            <w:tcMar>
+              <w:top w:w="70" w:type="dxa"/>
+              <w:left w:w="120" w:type="dxa"/>
+              <w:bottom w:w="70" w:type="dxa"/>
+              <w:right w:w="120" w:type="dxa"/>
+            </w:tcMar>
+            <w:vAlign w:val="center"/>
+          </w:tcPr>
+          <w:p>
+            <w:r>
+              <w:t xml:space="preserve">Días: los días de venta que quieres tener cubiertos</w:t>
+            </w:r>
+          </w:p>
+        </w:tc>
+        <w:tc>
+          <w:tcPr>
+            <w:tcW w:w="2600" w:type="dxa"/>
+            <w:tcBorders>
+              <w:top w:val="single" w:sz="1" w:space="0" w:color="CCCCCC"/>
+              <w:left w:val="single" w:sz="1" w:space="0" w:color="CCCCCC"/>
+              <w:bottom w:val="single" w:sz="1" w:space="0" w:color="CCCCCC"/>
+              <w:right w:val="single" w:sz="1" w:space="0" w:color="CCCCCC"/>
+            </w:tcBorders>
+            <w:tcMar>
+              <w:top w:w="70" w:type="dxa"/>
+              <w:left w:w="120" w:type="dxa"/>
+              <w:bottom w:w="70" w:type="dxa"/>
+              <w:right w:w="120" w:type="dxa"/>
+            </w:tcMar>
+            <w:vAlign w:val="center"/>
+          </w:tcPr>
+          <w:p>
+            <w:r>
+              <w:t xml:space="preserve">Lo que falta para cubrir esos días según la demanda diaria del modelo. Descuenta el stock, lo que viene en tránsito y lo que el sistema ya sugiere.</w:t>
+            </w:r>
+          </w:p>
+        </w:tc>
+        <w:tc>
+          <w:tcPr>
+            <w:tcW w:w="4160" w:type="dxa"/>
+            <w:tcBorders>
+              <w:top w:val="single" w:sz="1" w:space="0" w:color="CCCCCC"/>
+              <w:left w:val="single" w:sz="1" w:space="0" w:color="CCCCCC"/>
+              <w:bottom w:val="single" w:sz="1" w:space="0" w:color="CCCCCC"/>
+              <w:right w:val="single" w:sz="1" w:space="0" w:color="CCCCCC"/>
+            </w:tcBorders>
+            <w:tcMar>
+              <w:top w:w="70" w:type="dxa"/>
+              <w:left w:w="120" w:type="dxa"/>
+              <w:bottom w:w="70" w:type="dxa"/>
+              <w:right w:w="120" w:type="dxa"/>
+            </w:tcMar>
+            <w:vAlign w:val="center"/>
+          </w:tcPr>
+          <w:p>
+            <w:r>
+              <w:t xml:space="preserve">Si lo que hay ya alcanza para esos días. Tampoco sirve si el producto no tiene demanda registrada en esa sucursal.</w:t>
+            </w:r>
+          </w:p>
+        </w:tc>
+      </w:tr>
+      <w:tr>
+        <w:tblPrEx>
+          <w:tblCellMar>
+            <w:top w:w="0" w:type="dxa"/>
+            <w:bottom w:w="0" w:type="dxa"/>
+          </w:tblCellMar>
+        </w:tblPrEx>
+        <w:tc>
+          <w:tcPr>
+            <w:tcW w:w="2600" w:type="dxa"/>
+            <w:tcBorders>
+              <w:top w:val="single" w:sz="1" w:space="0" w:color="CCCCCC"/>
+              <w:left w:val="single" w:sz="1" w:space="0" w:color="CCCCCC"/>
+              <w:bottom w:val="single" w:sz="1" w:space="0" w:color="CCCCCC"/>
+              <w:right w:val="single" w:sz="1" w:space="0" w:color="CCCCCC"/>
+            </w:tcBorders>
+            <w:tcMar>
+              <w:top w:w="70" w:type="dxa"/>
+              <w:left w:w="120" w:type="dxa"/>
+              <w:bottom w:w="70" w:type="dxa"/>
+              <w:right w:w="120" w:type="dxa"/>
+            </w:tcMar>
+            <w:vAlign w:val="center"/>
+          </w:tcPr>
+          <w:p>
+            <w:r>
+              <w:t xml:space="preserve">Unidades: una cantidad fija</w:t>
+            </w:r>
+          </w:p>
+        </w:tc>
+        <w:tc>
+          <w:tcPr>
+            <w:tcW w:w="2600" w:type="dxa"/>
+            <w:tcBorders>
+              <w:top w:val="single" w:sz="1" w:space="0" w:color="CCCCCC"/>
+              <w:left w:val="single" w:sz="1" w:space="0" w:color="CCCCCC"/>
+              <w:bottom w:val="single" w:sz="1" w:space="0" w:color="CCCCCC"/>
+              <w:right w:val="single" w:sz="1" w:space="0" w:color="CCCCCC"/>
+            </w:tcBorders>
+            <w:tcMar>
+              <w:top w:w="70" w:type="dxa"/>
+              <w:left w:w="120" w:type="dxa"/>
+              <w:bottom w:w="70" w:type="dxa"/>
+              <w:right w:w="120" w:type="dxa"/>
+            </w:tcMar>
+            <w:vAlign w:val="center"/>
+          </w:tcPr>
+          <w:p>
+            <w:r>
+              <w:t xml:space="preserve">Exactamente esas unidades, encima de lo que sugiere el sistema. No mira el stock ni el tránsito.</w:t>
+            </w:r>
+          </w:p>
+        </w:tc>
+        <w:tc>
+          <w:tcPr>
+            <w:tcW w:w="4160" w:type="dxa"/>
+            <w:tcBorders>
+              <w:top w:val="single" w:sz="1" w:space="0" w:color="CCCCCC"/>
+              <w:left w:val="single" w:sz="1" w:space="0" w:color="CCCCCC"/>
+              <w:bottom w:val="single" w:sz="1" w:space="0" w:color="CCCCCC"/>
+              <w:right w:val="single" w:sz="1" w:space="0" w:color="CCCCCC"/>
+            </w:tcBorders>
+            <w:tcMar>
+              <w:top w:w="70" w:type="dxa"/>
+              <w:left w:w="120" w:type="dxa"/>
+              <w:bottom w:w="70" w:type="dxa"/>
+              <w:right w:w="120" w:type="dxa"/>
+            </w:tcMar>
+            <w:vAlign w:val="center"/>
+          </w:tcPr>
+          <w:p>
+            <w:r>
+              <w:t xml:space="preserve">Nunca: siempre suma, aunque la sucursal tenga de sobra.</w:t>
+            </w:r>
+          </w:p>
+        </w:tc>
+      </w:tr>
+      <w:tr>
+        <w:tblPrEx>
+          <w:tblCellMar>
+            <w:top w:w="0" w:type="dxa"/>
+            <w:bottom w:w="0" w:type="dxa"/>
+          </w:tblCellMar>
+        </w:tblPrEx>
+        <w:tc>
+          <w:tcPr>
+            <w:tcW w:w="2600" w:type="dxa"/>
+            <w:tcBorders>
+              <w:top w:val="single" w:sz="1" w:space="0" w:color="CCCCCC"/>
+              <w:left w:val="single" w:sz="1" w:space="0" w:color="CCCCCC"/>
+              <w:bottom w:val="single" w:sz="1" w:space="0" w:color="CCCCCC"/>
+              <w:right w:val="single" w:sz="1" w:space="0" w:color="CCCCCC"/>
+            </w:tcBorders>
+            <w:tcMar>
+              <w:top w:w="70" w:type="dxa"/>
+              <w:left w:w="120" w:type="dxa"/>
+              <w:bottom w:w="70" w:type="dxa"/>
+              <w:right w:w="120" w:type="dxa"/>
+            </w:tcMar>
+            <w:vAlign w:val="center"/>
+          </w:tcPr>
+          <w:p>
+            <w:r>
+              <w:t xml:space="preserve">Mantener stock: el nivel que quieres tener en bodega</w:t>
+            </w:r>
+          </w:p>
+        </w:tc>
+        <w:tc>
+          <w:tcPr>
+            <w:tcW w:w="2600" w:type="dxa"/>
+            <w:tcBorders>
+              <w:top w:val="single" w:sz="1" w:space="0" w:color="CCCCCC"/>
+              <w:left w:val="single" w:sz="1" w:space="0" w:color="CCCCCC"/>
+              <w:bottom w:val="single" w:sz="1" w:space="0" w:color="CCCCCC"/>
+              <w:right w:val="single" w:sz="1" w:space="0" w:color="CCCCCC"/>
+            </w:tcBorders>
+            <w:tcMar>
+              <w:top w:w="70" w:type="dxa"/>
+              <w:left w:w="120" w:type="dxa"/>
+              <w:bottom w:w="70" w:type="dxa"/>
+              <w:right w:w="120" w:type="dxa"/>
+            </w:tcMar>
+            <w:vAlign w:val="center"/>
+          </w:tcPr>
+          <w:p>
+            <w:r>
+              <w:t xml:space="preserve">Lo que falta para llegar a ese nivel. Descuenta el stock, lo que viene en tránsito y lo que el sistema ya sugiere.</w:t>
+            </w:r>
+          </w:p>
+        </w:tc>
+        <w:tc>
+          <w:tcPr>
+            <w:tcW w:w="4160" w:type="dxa"/>
+            <w:tcBorders>
+              <w:top w:val="single" w:sz="1" w:space="0" w:color="CCCCCC"/>
+              <w:left w:val="single" w:sz="1" w:space="0" w:color="CCCCCC"/>
+              <w:bottom w:val="single" w:sz="1" w:space="0" w:color="CCCCCC"/>
+              <w:right w:val="single" w:sz="1" w:space="0" w:color="CCCCCC"/>
+            </w:tcBorders>
+            <w:tcMar>
+              <w:top w:w="70" w:type="dxa"/>
+              <w:left w:w="120" w:type="dxa"/>
+              <w:bottom w:w="70" w:type="dxa"/>
+              <w:right w:w="120" w:type="dxa"/>
+            </w:tcMar>
+            <w:vAlign w:val="center"/>
+          </w:tcPr>
+          <w:p>
+            <w:r>
+              <w:t xml:space="preserve">Si el nivel ya está cubierto. Sirve también para productos que el modelo no pide: ahí mira el stock de bodega.</w:t>
+            </w:r>
+          </w:p>
+        </w:tc>
+      </w:tr>
+    </w:tbl>
+    <w:p>
+      <w:pPr>
+        <w:spacing w:before="40" w:after="160"/>
+        <w:jc w:val="center"/>
+      </w:pPr>
+      <w:r>
+        <w:rPr>
+          <w:rFonts w:ascii="Consolas" w:eastAsia="Consolas" w:hAnsi="Consolas" w:cs="Consolas"/>
+          <w:b/>
+          <w:bCs/>
+          <w:color w:val="1F4E79"/>
+        </w:rPr>
+        <w:lastRenderedPageBreak/>
+        <w:t xml:space="preserve">Días → Nivel = Demanda diaria × Días (redondeado hacia arriba)</w:t>
+      </w:r>
+    </w:p>
+    <w:p>
+      <w:pPr>
+        <w:spacing w:before="40" w:after="160"/>
+        <w:jc w:val="center"/>
+      </w:pPr>
+      <w:r>
+        <w:rPr>
+          <w:rFonts w:ascii="Consolas" w:eastAsia="Consolas" w:hAnsi="Consolas" w:cs="Consolas"/>
+          <w:b/>
+          <w:bCs/>
+          <w:color w:val="1F4E79"/>
+        </w:rPr>
+        <w:lastRenderedPageBreak/>
+        <w:t xml:space="preserve">Se pide = Nivel − Stock − En tránsito − Lo que ya sugiere el sistema</w:t>
+      </w:r>
+    </w:p>
+    <w:p>
+      <w:pPr>
+        <w:spacing w:after="120"/>
+      </w:pPr>
+      <w:r>
+        <w:t xml:space="preserve">Ejemplo: un producto que vende 0,8 unidades al día, con 5 en stock, 2 en tránsito y 3 que ya sugiere el sistema.</w:t>
+      </w:r>
+    </w:p>
+    <w:tbl>
+      <w:tblPr>
+        <w:tblW w:w="9360" w:type="dxa"/>
+        <w:tblBorders>
+          <w:top w:val="single" w:sz="4" w:space="0" w:color="auto"/>
+          <w:left w:val="single" w:sz="4" w:space="0" w:color="auto"/>
+          <w:bottom w:val="single" w:sz="4" w:space="0" w:color="auto"/>
+          <w:right w:val="single" w:sz="4" w:space="0" w:color="auto"/>
+          <w:insideH w:val="single" w:sz="4" w:space="0" w:color="auto"/>
+          <w:insideV w:val="single" w:sz="4" w:space="0" w:color="auto"/>
+        </w:tblBorders>
+        <w:tblCellMar>
+          <w:left w:w="10" w:type="dxa"/>
+          <w:right w:w="10" w:type="dxa"/>
+        </w:tblCellMar>
+        <w:tblLook w:val="04A0" w:firstRow="1" w:lastRow="0" w:firstColumn="1" w:lastColumn="0" w:noHBand="0" w:noVBand="1"/>
+      </w:tblPr>
+      <w:tblGrid>
+        <w:gridCol w:w="2600"/>
+        <w:gridCol w:w="2600"/>
+        <w:gridCol w:w="4160"/>
+      </w:tblGrid>
+      <w:tr>
+        <w:tblPrEx>
+          <w:tblCellMar>
+            <w:top w:w="0" w:type="dxa"/>
+            <w:bottom w:w="0" w:type="dxa"/>
+          </w:tblCellMar>
+        </w:tblPrEx>
+        <w:trPr>
+          <w:tblHeader/>
+        </w:trPr>
+        <w:tc>
+          <w:tcPr>
+            <w:tcW w:w="2600" w:type="dxa"/>
+            <w:tcBorders>
+              <w:top w:val="single" w:sz="1" w:space="0" w:color="CCCCCC"/>
+              <w:left w:val="single" w:sz="1" w:space="0" w:color="CCCCCC"/>
+              <w:bottom w:val="single" w:sz="1" w:space="0" w:color="CCCCCC"/>
+              <w:right w:val="single" w:sz="1" w:space="0" w:color="CCCCCC"/>
+            </w:tcBorders>
+            <w:shd w:val="clear" w:color="auto" w:fill="1F4E79"/>
+            <w:tcMar>
+              <w:top w:w="70" w:type="dxa"/>
+              <w:left w:w="120" w:type="dxa"/>
+              <w:bottom w:w="70" w:type="dxa"/>
+              <w:right w:w="120" w:type="dxa"/>
+            </w:tcMar>
+            <w:vAlign w:val="center"/>
+          </w:tcPr>
+          <w:p>
+            <w:r>
+              <w:rPr>
+                <w:b/>
+                <w:bCs/>
+                <w:color w:val="FFFFFF"/>
+              </w:rPr>
+              <w:t xml:space="preserve">Si escribes</w:t>
+            </w:r>
+          </w:p>
+        </w:tc>
+        <w:tc>
+          <w:tcPr>
+            <w:tcW w:w="2600" w:type="dxa"/>
+            <w:tcBorders>
+              <w:top w:val="single" w:sz="1" w:space="0" w:color="CCCCCC"/>
+              <w:left w:val="single" w:sz="1" w:space="0" w:color="CCCCCC"/>
+              <w:bottom w:val="single" w:sz="1" w:space="0" w:color="CCCCCC"/>
+              <w:right w:val="single" w:sz="1" w:space="0" w:color="CCCCCC"/>
+            </w:tcBorders>
+            <w:shd w:val="clear" w:color="auto" w:fill="1F4E79"/>
+            <w:tcMar>
+              <w:top w:w="70" w:type="dxa"/>
+              <w:left w:w="120" w:type="dxa"/>
+              <w:bottom w:w="70" w:type="dxa"/>
+              <w:right w:w="120" w:type="dxa"/>
+            </w:tcMar>
+            <w:vAlign w:val="center"/>
+          </w:tcPr>
+          <w:p>
+            <w:r>
+              <w:rPr>
+                <w:b/>
+                <w:bCs/>
+                <w:color w:val="FFFFFF"/>
+              </w:rPr>
+              <w:t xml:space="preserve">Cuenta</w:t>
+            </w:r>
+          </w:p>
+        </w:tc>
+        <w:tc>
+          <w:tcPr>
+            <w:tcW w:w="4160" w:type="dxa"/>
+            <w:tcBorders>
+              <w:top w:val="single" w:sz="1" w:space="0" w:color="CCCCCC"/>
+              <w:left w:val="single" w:sz="1" w:space="0" w:color="CCCCCC"/>
+              <w:bottom w:val="single" w:sz="1" w:space="0" w:color="CCCCCC"/>
+              <w:right w:val="single" w:sz="1" w:space="0" w:color="CCCCCC"/>
+            </w:tcBorders>
+            <w:shd w:val="clear" w:color="auto" w:fill="1F4E79"/>
+            <w:tcMar>
+              <w:top w:w="70" w:type="dxa"/>
+              <w:left w:w="120" w:type="dxa"/>
+              <w:bottom w:w="70" w:type="dxa"/>
+              <w:right w:w="120" w:type="dxa"/>
+            </w:tcMar>
+            <w:vAlign w:val="center"/>
+          </w:tcPr>
+          <w:p>
+            <w:r>
+              <w:rPr>
+                <w:b/>
+                <w:bCs/>
+                <w:color w:val="FFFFFF"/>
+              </w:rPr>
+              <w:t xml:space="preserve">Se pide (total a comprar)</w:t>
+            </w:r>
+          </w:p>
+        </w:tc>
+      </w:tr>
+      <w:tr>
+        <w:tblPrEx>
+          <w:tblCellMar>
+            <w:top w:w="0" w:type="dxa"/>
+            <w:bottom w:w="0" w:type="dxa"/>
+          </w:tblCellMar>
+        </w:tblPrEx>
+        <w:tc>
+          <w:tcPr>
+            <w:tcW w:w="2600" w:type="dxa"/>
+            <w:tcBorders>
+              <w:top w:val="single" w:sz="1" w:space="0" w:color="CCCCCC"/>
+              <w:left w:val="single" w:sz="1" w:space="0" w:color="CCCCCC"/>
+              <w:bottom w:val="single" w:sz="1" w:space="0" w:color="CCCCCC"/>
+              <w:right w:val="single" w:sz="1" w:space="0" w:color="CCCCCC"/>
+            </w:tcBorders>
+            <w:tcMar>
+              <w:top w:w="70" w:type="dxa"/>
+              <w:left w:w="120" w:type="dxa"/>
+              <w:bottom w:w="70" w:type="dxa"/>
+              <w:right w:w="120" w:type="dxa"/>
+            </w:tcMar>
+            <w:vAlign w:val="center"/>
+          </w:tcPr>
+          <w:p>
+            <w:r>
+              <w:t xml:space="preserve">Días: 30</w:t>
+            </w:r>
+          </w:p>
+        </w:tc>
+        <w:tc>
+          <w:tcPr>
+            <w:tcW w:w="2600" w:type="dxa"/>
+            <w:tcBorders>
+              <w:top w:val="single" w:sz="1" w:space="0" w:color="CCCCCC"/>
+              <w:left w:val="single" w:sz="1" w:space="0" w:color="CCCCCC"/>
+              <w:bottom w:val="single" w:sz="1" w:space="0" w:color="CCCCCC"/>
+              <w:right w:val="single" w:sz="1" w:space="0" w:color="CCCCCC"/>
+            </w:tcBorders>
+            <w:tcMar>
+              <w:top w:w="70" w:type="dxa"/>
+              <w:left w:w="120" w:type="dxa"/>
+              <w:bottom w:w="70" w:type="dxa"/>
+              <w:right w:w="120" w:type="dxa"/>
+            </w:tcMar>
+            <w:vAlign w:val="center"/>
+          </w:tcPr>
+          <w:p>
+            <w:r>
+              <w:t xml:space="preserve">0,8 × 30 = 24 → 24 − 5 − 2 − 3</w:t>
+            </w:r>
+          </w:p>
+        </w:tc>
+        <w:tc>
+          <w:tcPr>
+            <w:tcW w:w="4160" w:type="dxa"/>
+            <w:tcBorders>
+              <w:top w:val="single" w:sz="1" w:space="0" w:color="CCCCCC"/>
+              <w:left w:val="single" w:sz="1" w:space="0" w:color="CCCCCC"/>
+              <w:bottom w:val="single" w:sz="1" w:space="0" w:color="CCCCCC"/>
+              <w:right w:val="single" w:sz="1" w:space="0" w:color="CCCCCC"/>
+            </w:tcBorders>
+            <w:tcMar>
+              <w:top w:w="70" w:type="dxa"/>
+              <w:left w:w="120" w:type="dxa"/>
+              <w:bottom w:w="70" w:type="dxa"/>
+              <w:right w:w="120" w:type="dxa"/>
+            </w:tcMar>
+            <w:vAlign w:val="center"/>
+          </w:tcPr>
+          <w:p>
+            <w:r>
+              <w:t xml:space="preserve">14 (17 con los 3 del sistema)</w:t>
+            </w:r>
+          </w:p>
+        </w:tc>
+      </w:tr>
+      <w:tr>
+        <w:tblPrEx>
+          <w:tblCellMar>
+            <w:top w:w="0" w:type="dxa"/>
+            <w:bottom w:w="0" w:type="dxa"/>
+          </w:tblCellMar>
+        </w:tblPrEx>
+        <w:tc>
+          <w:tcPr>
+            <w:tcW w:w="2600" w:type="dxa"/>
+            <w:tcBorders>
+              <w:top w:val="single" w:sz="1" w:space="0" w:color="CCCCCC"/>
+              <w:left w:val="single" w:sz="1" w:space="0" w:color="CCCCCC"/>
+              <w:bottom w:val="single" w:sz="1" w:space="0" w:color="CCCCCC"/>
+              <w:right w:val="single" w:sz="1" w:space="0" w:color="CCCCCC"/>
+            </w:tcBorders>
+            <w:tcMar>
+              <w:top w:w="70" w:type="dxa"/>
+              <w:left w:w="120" w:type="dxa"/>
+              <w:bottom w:w="70" w:type="dxa"/>
+              <w:right w:w="120" w:type="dxa"/>
+            </w:tcMar>
+            <w:vAlign w:val="center"/>
+          </w:tcPr>
+          <w:p>
+            <w:r>
+              <w:t xml:space="preserve">Mantener stock: 12</w:t>
+            </w:r>
+          </w:p>
+        </w:tc>
+        <w:tc>
+          <w:tcPr>
+            <w:tcW w:w="2600" w:type="dxa"/>
+            <w:tcBorders>
+              <w:top w:val="single" w:sz="1" w:space="0" w:color="CCCCCC"/>
+              <w:left w:val="single" w:sz="1" w:space="0" w:color="CCCCCC"/>
+              <w:bottom w:val="single" w:sz="1" w:space="0" w:color="CCCCCC"/>
+              <w:right w:val="single" w:sz="1" w:space="0" w:color="CCCCCC"/>
+            </w:tcBorders>
+            <w:tcMar>
+              <w:top w:w="70" w:type="dxa"/>
+              <w:left w:w="120" w:type="dxa"/>
+              <w:bottom w:w="70" w:type="dxa"/>
+              <w:right w:w="120" w:type="dxa"/>
+            </w:tcMar>
+            <w:vAlign w:val="center"/>
+          </w:tcPr>
+          <w:p>
+            <w:r>
+              <w:t xml:space="preserve">12 − 5 − 2 − 3</w:t>
+            </w:r>
+          </w:p>
+        </w:tc>
+        <w:tc>
+          <w:tcPr>
+            <w:tcW w:w="4160" w:type="dxa"/>
+            <w:tcBorders>
+              <w:top w:val="single" w:sz="1" w:space="0" w:color="CCCCCC"/>
+              <w:left w:val="single" w:sz="1" w:space="0" w:color="CCCCCC"/>
+              <w:bottom w:val="single" w:sz="1" w:space="0" w:color="CCCCCC"/>
+              <w:right w:val="single" w:sz="1" w:space="0" w:color="CCCCCC"/>
+            </w:tcBorders>
+            <w:tcMar>
+              <w:top w:w="70" w:type="dxa"/>
+              <w:left w:w="120" w:type="dxa"/>
+              <w:bottom w:w="70" w:type="dxa"/>
+              <w:right w:w="120" w:type="dxa"/>
+            </w:tcMar>
+            <w:vAlign w:val="center"/>
+          </w:tcPr>
+          <w:p>
+            <w:r>
+              <w:t xml:space="preserve">2 (5)</w:t>
+            </w:r>
+          </w:p>
+        </w:tc>
+      </w:tr>
+      <w:tr>
+        <w:tblPrEx>
+          <w:tblCellMar>
+            <w:top w:w="0" w:type="dxa"/>
+            <w:bottom w:w="0" w:type="dxa"/>
+          </w:tblCellMar>
+        </w:tblPrEx>
+        <w:tc>
+          <w:tcPr>
+            <w:tcW w:w="2600" w:type="dxa"/>
+            <w:tcBorders>
+              <w:top w:val="single" w:sz="1" w:space="0" w:color="CCCCCC"/>
+              <w:left w:val="single" w:sz="1" w:space="0" w:color="CCCCCC"/>
+              <w:bottom w:val="single" w:sz="1" w:space="0" w:color="CCCCCC"/>
+              <w:right w:val="single" w:sz="1" w:space="0" w:color="CCCCCC"/>
+            </w:tcBorders>
+            <w:tcMar>
+              <w:top w:w="70" w:type="dxa"/>
+              <w:left w:w="120" w:type="dxa"/>
+              <w:bottom w:w="70" w:type="dxa"/>
+              <w:right w:w="120" w:type="dxa"/>
+            </w:tcMar>
+            <w:vAlign w:val="center"/>
+          </w:tcPr>
+          <w:p>
+            <w:r>
+              <w:t xml:space="preserve">Unidades: 10</w:t>
+            </w:r>
+          </w:p>
+        </w:tc>
+        <w:tc>
+          <w:tcPr>
+            <w:tcW w:w="2600" w:type="dxa"/>
+            <w:tcBorders>
+              <w:top w:val="single" w:sz="1" w:space="0" w:color="CCCCCC"/>
+              <w:left w:val="single" w:sz="1" w:space="0" w:color="CCCCCC"/>
+              <w:bottom w:val="single" w:sz="1" w:space="0" w:color="CCCCCC"/>
+              <w:right w:val="single" w:sz="1" w:space="0" w:color="CCCCCC"/>
+            </w:tcBorders>
+            <w:tcMar>
+              <w:top w:w="70" w:type="dxa"/>
+              <w:left w:w="120" w:type="dxa"/>
+              <w:bottom w:w="70" w:type="dxa"/>
+              <w:right w:w="120" w:type="dxa"/>
+            </w:tcMar>
+            <w:vAlign w:val="center"/>
+          </w:tcPr>
+          <w:p>
+            <w:r>
+              <w:t xml:space="preserve">No descuenta nada</w:t>
+            </w:r>
+          </w:p>
+        </w:tc>
+        <w:tc>
+          <w:tcPr>
+            <w:tcW w:w="4160" w:type="dxa"/>
+            <w:tcBorders>
+              <w:top w:val="single" w:sz="1" w:space="0" w:color="CCCCCC"/>
+              <w:left w:val="single" w:sz="1" w:space="0" w:color="CCCCCC"/>
+              <w:bottom w:val="single" w:sz="1" w:space="0" w:color="CCCCCC"/>
+              <w:right w:val="single" w:sz="1" w:space="0" w:color="CCCCCC"/>
+            </w:tcBorders>
+            <w:tcMar>
+              <w:top w:w="70" w:type="dxa"/>
+              <w:left w:w="120" w:type="dxa"/>
+              <w:bottom w:w="70" w:type="dxa"/>
+              <w:right w:w="120" w:type="dxa"/>
+            </w:tcMar>
+            <w:vAlign w:val="center"/>
+          </w:tcPr>
+          <w:p>
+            <w:r>
+              <w:t xml:space="preserve">10 (13)</w:t>
+            </w:r>
+          </w:p>
+        </w:tc>
+      </w:tr>
+    </w:tbl>
+    <w:p>
+      <w:pPr>
+        <w:pStyle w:val="Prrafodelista"/>
+        <w:numPr>
+          <w:ilvl w:val="0"/>
+          <w:numId w:val="2"/>
+        </w:numPr>
+        <w:spacing w:after="70"/>
+      </w:pPr>
+      <w:r>
+        <w:rPr>
+          <w:b/>
+          <w:bCs/>
+        </w:rPr>
+        <w:t xml:space="preserve">Las unidades se calculan una sola vez, al guardar.</w:t>
+      </w:r>
+      <w:r>
+        <w:t xml:space="preserve"> Desde ahí la sugerencia suma ese mismo número todos los días hasta su fecha límite, aunque el stock cambie o la mercadería ya haya llegado. Para que se recalcule sola, usa Repetir periódicamente. Dos sugerencias manuales del mismo producto y sucursal se suman entre sí.</w:t>
+      </w:r>
+    </w:p>
+    <w:p>
+      <w:r>
+        <w:rPr>
+          <w:b/>
+          <w:bCs/>
+        </w:rPr>
+        <w:t xml:space="preserve">A qué productos se aplica: Individual, Por grupo, Todos y Pegar lista</w:t>
+      </w:r>
+    </w:p>
+    <w:tbl>
+      <w:tblPr>
+        <w:tblW w:w="9360" w:type="dxa"/>
+        <w:tblBorders>
+          <w:top w:val="single" w:sz="4" w:space="0" w:color="auto"/>
+          <w:left w:val="single" w:sz="4" w:space="0" w:color="auto"/>
+          <w:bottom w:val="single" w:sz="4" w:space="0" w:color="auto"/>
+          <w:right w:val="single" w:sz="4" w:space="0" w:color="auto"/>
+          <w:insideH w:val="single" w:sz="4" w:space="0" w:color="auto"/>
+          <w:insideV w:val="single" w:sz="4" w:space="0" w:color="auto"/>
+        </w:tblBorders>
+        <w:tblCellMar>
+          <w:left w:w="10" w:type="dxa"/>
+          <w:right w:w="10" w:type="dxa"/>
+        </w:tblCellMar>
+        <w:tblLook w:val="04A0" w:firstRow="1" w:lastRow="0" w:firstColumn="1" w:lastColumn="0" w:noHBand="0" w:noVBand="1"/>
+      </w:tblPr>
+      <w:tblGrid>
+        <w:gridCol w:w="2600"/>
+        <w:gridCol w:w="2600"/>
+        <w:gridCol w:w="4160"/>
+      </w:tblGrid>
+      <w:tr>
+        <w:tblPrEx>
+          <w:tblCellMar>
+            <w:top w:w="0" w:type="dxa"/>
+            <w:bottom w:w="0" w:type="dxa"/>
+          </w:tblCellMar>
+        </w:tblPrEx>
+        <w:trPr>
+          <w:tblHeader/>
+        </w:trPr>
+        <w:tc>
+          <w:tcPr>
+            <w:tcW w:w="2600" w:type="dxa"/>
+            <w:tcBorders>
+              <w:top w:val="single" w:sz="1" w:space="0" w:color="CCCCCC"/>
+              <w:left w:val="single" w:sz="1" w:space="0" w:color="CCCCCC"/>
+              <w:bottom w:val="single" w:sz="1" w:space="0" w:color="CCCCCC"/>
+              <w:right w:val="single" w:sz="1" w:space="0" w:color="CCCCCC"/>
+            </w:tcBorders>
+            <w:shd w:val="clear" w:color="auto" w:fill="1F4E79"/>
+            <w:tcMar>
+              <w:top w:w="70" w:type="dxa"/>
+              <w:left w:w="120" w:type="dxa"/>
+              <w:bottom w:w="70" w:type="dxa"/>
+              <w:right w:w="120" w:type="dxa"/>
+            </w:tcMar>
+            <w:vAlign w:val="center"/>
+          </w:tcPr>
+          <w:p>
+            <w:r>
+              <w:rPr>
+                <w:b/>
+                <w:bCs/>
+                <w:color w:val="FFFFFF"/>
+              </w:rPr>
+              <w:t xml:space="preserve">Pestaña</w:t>
+            </w:r>
+          </w:p>
+        </w:tc>
+        <w:tc>
+          <w:tcPr>
+            <w:tcW w:w="2600" w:type="dxa"/>
+            <w:tcBorders>
+              <w:top w:val="single" w:sz="1" w:space="0" w:color="CCCCCC"/>
+              <w:left w:val="single" w:sz="1" w:space="0" w:color="CCCCCC"/>
+              <w:bottom w:val="single" w:sz="1" w:space="0" w:color="CCCCCC"/>
+              <w:right w:val="single" w:sz="1" w:space="0" w:color="CCCCCC"/>
+            </w:tcBorders>
+            <w:shd w:val="clear" w:color="auto" w:fill="1F4E79"/>
+            <w:tcMar>
+              <w:top w:w="70" w:type="dxa"/>
+              <w:left w:w="120" w:type="dxa"/>
+              <w:bottom w:w="70" w:type="dxa"/>
+              <w:right w:w="120" w:type="dxa"/>
+            </w:tcMar>
+            <w:vAlign w:val="center"/>
+          </w:tcPr>
+          <w:p>
+            <w:r>
+              <w:rPr>
+                <w:b/>
+                <w:bCs/>
+                <w:color w:val="FFFFFF"/>
+              </w:rPr>
+              <w:t xml:space="preserve">A qué se aplica</w:t>
+            </w:r>
+          </w:p>
+        </w:tc>
+        <w:tc>
+          <w:tcPr>
+            <w:tcW w:w="4160" w:type="dxa"/>
+            <w:tcBorders>
+              <w:top w:val="single" w:sz="1" w:space="0" w:color="CCCCCC"/>
+              <w:left w:val="single" w:sz="1" w:space="0" w:color="CCCCCC"/>
+              <w:bottom w:val="single" w:sz="1" w:space="0" w:color="CCCCCC"/>
+              <w:right w:val="single" w:sz="1" w:space="0" w:color="CCCCCC"/>
+            </w:tcBorders>
+            <w:shd w:val="clear" w:color="auto" w:fill="1F4E79"/>
+            <w:tcMar>
+              <w:top w:w="70" w:type="dxa"/>
+              <w:left w:w="120" w:type="dxa"/>
+              <w:bottom w:w="70" w:type="dxa"/>
+              <w:right w:w="120" w:type="dxa"/>
+            </w:tcMar>
+            <w:vAlign w:val="center"/>
+          </w:tcPr>
+          <w:p>
+            <w:r>
+              <w:rPr>
+                <w:b/>
+                <w:bCs/>
+                <w:color w:val="FFFFFF"/>
+              </w:rPr>
+              <w:t xml:space="preserve">Cómo funciona</w:t>
+            </w:r>
+          </w:p>
+        </w:tc>
+      </w:tr>
+      <w:tr>
+        <w:tblPrEx>
+          <w:tblCellMar>
+            <w:top w:w="0" w:type="dxa"/>
+            <w:bottom w:w="0" w:type="dxa"/>
+          </w:tblCellMar>
+        </w:tblPrEx>
+        <w:tc>
+          <w:tcPr>
+            <w:tcW w:w="2600" w:type="dxa"/>
+            <w:tcBorders>
+              <w:top w:val="single" w:sz="1" w:space="0" w:color="CCCCCC"/>
+              <w:left w:val="single" w:sz="1" w:space="0" w:color="CCCCCC"/>
+              <w:bottom w:val="single" w:sz="1" w:space="0" w:color="CCCCCC"/>
+              <w:right w:val="single" w:sz="1" w:space="0" w:color="CCCCCC"/>
+            </w:tcBorders>
+            <w:tcMar>
+              <w:top w:w="70" w:type="dxa"/>
+              <w:left w:w="120" w:type="dxa"/>
+              <w:bottom w:w="70" w:type="dxa"/>
+              <w:right w:w="120" w:type="dxa"/>
+            </w:tcMar>
+            <w:vAlign w:val="center"/>
+          </w:tcPr>
+          <w:p>
+            <w:r>
+              <w:t xml:space="preserve">Individual</w:t>
+            </w:r>
+          </w:p>
+        </w:tc>
+        <w:tc>
+          <w:tcPr>
+            <w:tcW w:w="2600" w:type="dxa"/>
+            <w:tcBorders>
+              <w:top w:val="single" w:sz="1" w:space="0" w:color="CCCCCC"/>
+              <w:left w:val="single" w:sz="1" w:space="0" w:color="CCCCCC"/>
+              <w:bottom w:val="single" w:sz="1" w:space="0" w:color="CCCCCC"/>
+              <w:right w:val="single" w:sz="1" w:space="0" w:color="CCCCCC"/>
+            </w:tcBorders>
+            <w:tcMar>
+              <w:top w:w="70" w:type="dxa"/>
+              <w:left w:w="120" w:type="dxa"/>
+              <w:bottom w:w="70" w:type="dxa"/>
+              <w:right w:w="120" w:type="dxa"/>
+            </w:tcMar>
+            <w:vAlign w:val="center"/>
+          </w:tcPr>
+          <w:p>
+            <w:r>
+              <w:t xml:space="preserve">Un producto en una sucursal.</w:t>
+            </w:r>
+          </w:p>
+        </w:tc>
+        <w:tc>
+          <w:tcPr>
+            <w:tcW w:w="4160" w:type="dxa"/>
+            <w:tcBorders>
+              <w:top w:val="single" w:sz="1" w:space="0" w:color="CCCCCC"/>
+              <w:left w:val="single" w:sz="1" w:space="0" w:color="CCCCCC"/>
+              <w:bottom w:val="single" w:sz="1" w:space="0" w:color="CCCCCC"/>
+              <w:right w:val="single" w:sz="1" w:space="0" w:color="CCCCCC"/>
+            </w:tcBorders>
+            <w:tcMar>
+              <w:top w:w="70" w:type="dxa"/>
+              <w:left w:w="120" w:type="dxa"/>
+              <w:bottom w:w="70" w:type="dxa"/>
+              <w:right w:w="120" w:type="dxa"/>
+            </w:tcMar>
+            <w:vAlign w:val="center"/>
+          </w:tcPr>
+          <w:p>
+            <w:r>
+              <w:t xml:space="preserve">En Días y Mantener stock, antes de guardar muestra de dónde sale el número. Si ya está cubierto, avisa y no guarda nada, salvo que sea una regla con Repetir. Rechaza códigos que no existen y avisa si FORD reemplazó el código.</w:t>
+            </w:r>
+          </w:p>
+        </w:tc>
+      </w:tr>
+      <w:tr>
+        <w:tblPrEx>
+          <w:tblCellMar>
+            <w:top w:w="0" w:type="dxa"/>
+            <w:bottom w:w="0" w:type="dxa"/>
+          </w:tblCellMar>
+        </w:tblPrEx>
+        <w:tc>
+          <w:tcPr>
+            <w:tcW w:w="2600" w:type="dxa"/>
+            <w:tcBorders>
+              <w:top w:val="single" w:sz="1" w:space="0" w:color="CCCCCC"/>
+              <w:left w:val="single" w:sz="1" w:space="0" w:color="CCCCCC"/>
+              <w:bottom w:val="single" w:sz="1" w:space="0" w:color="CCCCCC"/>
+              <w:right w:val="single" w:sz="1" w:space="0" w:color="CCCCCC"/>
+            </w:tcBorders>
+            <w:tcMar>
+              <w:top w:w="70" w:type="dxa"/>
+              <w:left w:w="120" w:type="dxa"/>
+              <w:bottom w:w="70" w:type="dxa"/>
+              <w:right w:w="120" w:type="dxa"/>
+            </w:tcMar>
+            <w:vAlign w:val="center"/>
+          </w:tcPr>
+          <w:p>
+            <w:r>
+              <w:t xml:space="preserve">Por grupo</w:t>
+            </w:r>
+          </w:p>
+        </w:tc>
+        <w:tc>
+          <w:tcPr>
+            <w:tcW w:w="2600" w:type="dxa"/>
+            <w:tcBorders>
+              <w:top w:val="single" w:sz="1" w:space="0" w:color="CCCCCC"/>
+              <w:left w:val="single" w:sz="1" w:space="0" w:color="CCCCCC"/>
+              <w:bottom w:val="single" w:sz="1" w:space="0" w:color="CCCCCC"/>
+              <w:right w:val="single" w:sz="1" w:space="0" w:color="CCCCCC"/>
+            </w:tcBorders>
+            <w:tcMar>
+              <w:top w:w="70" w:type="dxa"/>
+              <w:left w:w="120" w:type="dxa"/>
+              <w:bottom w:w="70" w:type="dxa"/>
+              <w:right w:w="120" w:type="dxa"/>
+            </w:tcMar>
+            <w:vAlign w:val="center"/>
+          </w:tcPr>
+          <w:p>
+            <w:r>
+              <w:t xml:space="preserve">Los productos que cumplen a la vez los filtros elegidos: sucursal, proveedor y ABC.</w:t>
+            </w:r>
+          </w:p>
+        </w:tc>
+        <w:tc>
+          <w:tcPr>
+            <w:tcW w:w="4160" w:type="dxa"/>
+            <w:tcBorders>
+              <w:top w:val="single" w:sz="1" w:space="0" w:color="CCCCCC"/>
+              <w:left w:val="single" w:sz="1" w:space="0" w:color="CCCCCC"/>
+              <w:bottom w:val="single" w:sz="1" w:space="0" w:color="CCCCCC"/>
+              <w:right w:val="single" w:sz="1" w:space="0" w:color="CCCCCC"/>
+            </w:tcBorders>
+            <w:tcMar>
+              <w:top w:w="70" w:type="dxa"/>
+              <w:left w:w="120" w:type="dxa"/>
+              <w:bottom w:w="70" w:type="dxa"/>
+              <w:right w:w="120" w:type="dxa"/>
+            </w:tcMar>
+            <w:vAlign w:val="center"/>
+          </w:tcPr>
+          <w:p>
+            <w:r>
+              <w:t xml:space="preserve">Mismo modo y número para cada producto × sucursal; antes de guardar dice a cuántos. Omite los cubiertos y, en Días, los sin demanda. Quedan en una misma carga que se borra de una vez.</w:t>
+            </w:r>
+          </w:p>
+        </w:tc>
+      </w:tr>
+      <w:tr>
+        <w:tblPrEx>
+          <w:tblCellMar>
+            <w:top w:w="0" w:type="dxa"/>
+            <w:bottom w:w="0" w:type="dxa"/>
+          </w:tblCellMar>
+        </w:tblPrEx>
+        <w:tc>
+          <w:tcPr>
+            <w:tcW w:w="2600" w:type="dxa"/>
+            <w:tcBorders>
+              <w:top w:val="single" w:sz="1" w:space="0" w:color="CCCCCC"/>
+              <w:left w:val="single" w:sz="1" w:space="0" w:color="CCCCCC"/>
+              <w:bottom w:val="single" w:sz="1" w:space="0" w:color="CCCCCC"/>
+              <w:right w:val="single" w:sz="1" w:space="0" w:color="CCCCCC"/>
+            </w:tcBorders>
+            <w:tcMar>
+              <w:top w:w="70" w:type="dxa"/>
+              <w:left w:w="120" w:type="dxa"/>
+              <w:bottom w:w="70" w:type="dxa"/>
+              <w:right w:w="120" w:type="dxa"/>
+            </w:tcMar>
+            <w:vAlign w:val="center"/>
+          </w:tcPr>
+          <w:p>
+            <w:r>
+              <w:t xml:space="preserve">Todos</w:t>
+            </w:r>
+          </w:p>
+        </w:tc>
+        <w:tc>
+          <w:tcPr>
+            <w:tcW w:w="2600" w:type="dxa"/>
+            <w:tcBorders>
+              <w:top w:val="single" w:sz="1" w:space="0" w:color="CCCCCC"/>
+              <w:left w:val="single" w:sz="1" w:space="0" w:color="CCCCCC"/>
+              <w:bottom w:val="single" w:sz="1" w:space="0" w:color="CCCCCC"/>
+              <w:right w:val="single" w:sz="1" w:space="0" w:color="CCCCCC"/>
+            </w:tcBorders>
+            <w:tcMar>
+              <w:top w:w="70" w:type="dxa"/>
+              <w:left w:w="120" w:type="dxa"/>
+              <w:bottom w:w="70" w:type="dxa"/>
+              <w:right w:w="120" w:type="dxa"/>
+            </w:tcMar>
+            <w:vAlign w:val="center"/>
+          </w:tcPr>
+          <w:p>
+            <w:r>
+              <w:t xml:space="preserve">Todos los productos del sugerido, sin filtros.</w:t>
+            </w:r>
+          </w:p>
+        </w:tc>
+        <w:tc>
+          <w:tcPr>
+            <w:tcW w:w="4160" w:type="dxa"/>
+            <w:tcBorders>
+              <w:top w:val="single" w:sz="1" w:space="0" w:color="CCCCCC"/>
+              <w:left w:val="single" w:sz="1" w:space="0" w:color="CCCCCC"/>
+              <w:bottom w:val="single" w:sz="1" w:space="0" w:color="CCCCCC"/>
+              <w:right w:val="single" w:sz="1" w:space="0" w:color="CCCCCC"/>
+            </w:tcBorders>
+            <w:tcMar>
+              <w:top w:w="70" w:type="dxa"/>
+              <w:left w:w="120" w:type="dxa"/>
+              <w:bottom w:w="70" w:type="dxa"/>
+              <w:right w:w="120" w:type="dxa"/>
+            </w:tcMar>
+            <w:vAlign w:val="center"/>
+          </w:tcPr>
+          <w:p>
+            <w:r>
+              <w:t xml:space="preserve">Igual que Por grupo. Avisa cuando la carga pasa de 1.000 productos.</w:t>
+            </w:r>
+          </w:p>
+        </w:tc>
+      </w:tr>
+      <w:tr>
+        <w:tblPrEx>
+          <w:tblCellMar>
+            <w:top w:w="0" w:type="dxa"/>
+            <w:bottom w:w="0" w:type="dxa"/>
+          </w:tblCellMar>
+        </w:tblPrEx>
+        <w:tc>
+          <w:tcPr>
+            <w:tcW w:w="2600" w:type="dxa"/>
+            <w:tcBorders>
+              <w:top w:val="single" w:sz="1" w:space="0" w:color="CCCCCC"/>
+              <w:left w:val="single" w:sz="1" w:space="0" w:color="CCCCCC"/>
+              <w:bottom w:val="single" w:sz="1" w:space="0" w:color="CCCCCC"/>
+              <w:right w:val="single" w:sz="1" w:space="0" w:color="CCCCCC"/>
+            </w:tcBorders>
+            <w:tcMar>
+              <w:top w:w="70" w:type="dxa"/>
+              <w:left w:w="120" w:type="dxa"/>
+              <w:bottom w:w="70" w:type="dxa"/>
+              <w:right w:w="120" w:type="dxa"/>
+            </w:tcMar>
+            <w:vAlign w:val="center"/>
+          </w:tcPr>
+          <w:p>
+            <w:r>
+              <w:t xml:space="preserve">Pegar lista</w:t>
+            </w:r>
+          </w:p>
+        </w:tc>
+        <w:tc>
+          <w:tcPr>
+            <w:tcW w:w="2600" w:type="dxa"/>
+            <w:tcBorders>
+              <w:top w:val="single" w:sz="1" w:space="0" w:color="CCCCCC"/>
+              <w:left w:val="single" w:sz="1" w:space="0" w:color="CCCCCC"/>
+              <w:bottom w:val="single" w:sz="1" w:space="0" w:color="CCCCCC"/>
+              <w:right w:val="single" w:sz="1" w:space="0" w:color="CCCCCC"/>
+            </w:tcBorders>
+            <w:tcMar>
+              <w:top w:w="70" w:type="dxa"/>
+              <w:left w:w="120" w:type="dxa"/>
+              <w:bottom w:w="70" w:type="dxa"/>
+              <w:right w:w="120" w:type="dxa"/>
+            </w:tcMar>
+            <w:vAlign w:val="center"/>
+          </w:tcPr>
+          <w:p>
+            <w:r>
+              <w:t xml:space="preserve">Una lista copiada desde Excel.</w:t>
+            </w:r>
+          </w:p>
+        </w:tc>
+        <w:tc>
+          <w:tcPr>
+            <w:tcW w:w="4160" w:type="dxa"/>
+            <w:tcBorders>
+              <w:top w:val="single" w:sz="1" w:space="0" w:color="CCCCCC"/>
+              <w:left w:val="single" w:sz="1" w:space="0" w:color="CCCCCC"/>
+              <w:bottom w:val="single" w:sz="1" w:space="0" w:color="CCCCCC"/>
+              <w:right w:val="single" w:sz="1" w:space="0" w:color="CCCCCC"/>
+            </w:tcBorders>
+            <w:tcMar>
+              <w:top w:w="70" w:type="dxa"/>
+              <w:left w:w="120" w:type="dxa"/>
+              <w:bottom w:w="70" w:type="dxa"/>
+              <w:right w:w="120" w:type="dxa"/>
+            </w:tcMar>
+            <w:vAlign w:val="center"/>
+          </w:tcPr>
+          <w:p>
+            <w:r>
+              <w:t xml:space="preserve">Cada línea trae producto, sucursal y su cantidad: unidades, días o mantener. Si trae más de una, manda mantener, después días y al final unidades. Muestra una vista previa antes de guardar.</w:t>
+            </w:r>
+          </w:p>
+        </w:tc>
+      </w:tr>
+    </w:tbl>
+    <w:p>
+      <w:pPr>
+        <w:pStyle w:val="Prrafodelista"/>
+        <w:numPr>
+          <w:ilvl w:val="0"/>
+          <w:numId w:val="2"/>
+        </w:numPr>
+        <w:spacing w:after="70"/>
+      </w:pPr>
+      <w:r>
+        <w:rPr>
+          <w:b/>
+          <w:bCs/>
+        </w:rPr>
+        <w:t xml:space="preserve">En Por grupo y Todos viene marcado “Solo productos con pedir = Sí”</w:t>
+      </w:r>
+      <w:r>
+        <w:t xml:space="preserve"> (recomendado): así solo se tocan los productos que el modelo ya pide.</w:t>
+      </w:r>
+    </w:p>
+    <w:p>
+      <w:r>
+        <w:rPr>
+          <w:b/>
+          <w:bCs/>
+        </w:rPr>
+        <w:t xml:space="preserve">Fecha límite y Repetir periódicamente</w:t>
+      </w:r>
+    </w:p>
+    <w:p>
+      <w:pPr>
+        <w:pStyle w:val="Prrafodelista"/>
+        <w:numPr>
+          <w:ilvl w:val="0"/>
+          <w:numId w:val="2"/>
+        </w:numPr>
+        <w:spacing w:after="70"/>
+      </w:pPr>
+      <w:r>
+        <w:rPr>
+          <w:b/>
+          <w:bCs/>
+        </w:rPr>
+        <w:t xml:space="preserve">Fecha límite:</w:t>
+      </w:r>
+      <w:r>
+        <w:t xml:space="preserve"> la sugerencia suma a la compra hasta ese día, incluido, y al día siguiente se archiva sola. Sin fecha no vence nunca: pide las mismas unidades todos los días hasta que alguien la borre.</w:t>
+      </w:r>
+    </w:p>
+    <w:p>
+      <w:pPr>
+        <w:pStyle w:val="Prrafodelista"/>
+        <w:numPr>
+          <w:ilvl w:val="0"/>
+          <w:numId w:val="2"/>
+        </w:numPr>
+        <w:spacing w:after="70"/>
+      </w:pPr>
+      <w:r>
+        <w:rPr>
+          <w:b/>
+          <w:bCs/>
+        </w:rPr>
+        <w:t xml:space="preserve">Repetir periódicamente</w:t>
+      </w:r>
+      <w:r>
+        <w:t xml:space="preserve"> convierte la sugerencia en una regla: se aplica al guardar y cada N días, hasta la fecha “Hasta” o hasta eliminarla. Cada repetición reemplaza a la anterior y recalcula: Días con la demanda y el stock del momento, Mantener stock solo lo que falta para volver al nivel, Unidades el mismo número. Mantener stock marca Repetir solo.</w:t>
+      </w:r>
+    </w:p>
+    <w:p>
+      <w:pPr>
+        <w:pStyle w:val="Ttulo2"/>
+      </w:pPr>
+      <w:r>
+        <w:t>12. Reglas de negocio adicionales (capa de plataforma)</w:t>
+      </w:r>
+    </w:p>
+    <w:p>
+      <w:pPr>
+        <w:spacing w:after="120"/>
+      </w:pPr>
+      <w:r>
+        <w:t>Sobre el cálculo del modelo, la plataforma aplica algunos ajustes de sentido común:</w:t>
+      </w:r>
+    </w:p>
+    <w:p>
+      <w:pPr>
+        <w:pStyle w:val="Prrafodelista"/>
+        <w:numPr>
+          <w:ilvl w:val="0"/>
+          <w:numId w:val="2"/>
+        </w:numPr>
+        <w:spacing w:after="70"/>
+      </w:pPr>
+      <w:r>
+        <w:rPr>
+          <w:b/>
+          <w:bCs/>
+        </w:rPr>
+        <w:t xml:space="preserve">Stock cubre + sin venta reciente → no pedir: </w:t>
+      </w:r>
+      <w:r>
+        <w:t>si una sucursal tiene stock suficiente para su demanda mensual y no vendió el producto el mes anterior, no se sugiere comprar (aunque el modelo diera un número).</w:t>
+      </w:r>
+    </w:p>
+    <w:p>
+      <w:pPr>
+        <w:pStyle w:val="Prrafodelista"/>
+        <w:numPr>
+          <w:ilvl w:val="0"/>
+          <w:numId w:val="2"/>
+        </w:numPr>
+        <w:spacing w:after="70"/>
+      </w:pPr>
+      <w:r>
+        <w:rPr>
+          <w:b/>
+          <w:bCs/>
+        </w:rPr>
+        <w:t xml:space="preserve">Proveedores rellenados: </w:t>
+      </w:r>
+      <w:r>
+        <w:t>los productos sin reposición confirmada en la sucursal muestran igual el proveedor deducido, para reducir las filas “sin proveedor asignado”.</w:t>
+      </w:r>
+    </w:p>
+    <w:p>
+      <w:pPr>
+        <w:pStyle w:val="Prrafodelista"/>
+        <w:numPr>
+          <w:ilvl w:val="0"/>
+          <w:numId w:val="2"/>
+        </w:numPr>
+        <w:spacing w:after="70"/>
+      </w:pPr>
+      <w:r>
+        <w:rPr>
+          <w:b/>
+          <w:bCs/>
+        </w:rPr>
         <w:t xml:space="preserve">Aceites en mililitros: </w:t>
       </w:r>
       <w:r>
@@ -2234,7 +3590,7 @@
         <w:pStyle w:val="Ttulo2"/>
       </w:pPr>
       <w:r>
-        <w:t>12. Parámetros y clasificaciones de referencia</w:t>
+        <w:t>13. Parámetros y clasificaciones de referencia</w:t>
       </w:r>
     </w:p>
     <w:p>

--- a/apps/web/public/modelo-sugerido-de-compras.docx
+++ b/apps/web/public/modelo-sugerido-de-compras.docx
@@ -2235,7 +2235,15 @@
           <w:b/>
           <w:bCs/>
         </w:rPr>
-        <w:t xml:space="preserve">Cuánto pide: Días, Unidades y Mantener stock</w:t>
+        <w:t xml:space="preserve">Las tres frases</w:t>
+      </w:r>
+    </w:p>
+    <w:p>
+      <w:pPr>
+        <w:spacing w:after="120"/>
+      </w:pPr>
+      <w:r>
+        <w:t xml:space="preserve">El modal pide completar una frase. Antes de guardar muestra cuánto se compra hoy en total y para cuántos días de venta alcanza.</w:t>
       </w:r>
     </w:p>
     <w:tbl>
@@ -2295,7 +2303,7 @@
                 <w:bCs/>
                 <w:color w:val="FFFFFF"/>
               </w:rPr>
-              <w:t xml:space="preserve">Modo</w:t>
+              <w:t xml:space="preserve">Frase</w:t>
             </w:r>
           </w:p>
         </w:tc>
@@ -2384,7 +2392,7 @@
           </w:tcPr>
           <w:p>
             <w:r>
-              <w:t xml:space="preserve">Días: los días de venta que quieres tener cubiertos</w:t>
+              <w:t xml:space="preserve">Quiero N unidades más, una sola vez. (compra puntual)</w:t>
             </w:r>
           </w:p>
         </w:tc>
@@ -2407,7 +2415,7 @@
           </w:tcPr>
           <w:p>
             <w:r>
-              <w:t xml:space="preserve">Lo que falta para cubrir esos días según la demanda diaria del modelo. Descuenta el stock, lo que viene en tránsito y lo que el sistema ya sugiere.</w:t>
+              <w:t xml:space="preserve">Exactamente N, encima de lo que sugiere el sistema. No mira el stock ni el tránsito.</w:t>
             </w:r>
           </w:p>
         </w:tc>
@@ -2430,7 +2438,7 @@
           </w:tcPr>
           <w:p>
             <w:r>
-              <w:t xml:space="preserve">Si lo que hay ya alcanza para esos días. Tampoco sirve si el producto no tiene demanda registrada en esa sucursal.</w:t>
+              <w:t xml:space="preserve">Nunca: siempre suma mientras está vigente.</w:t>
             </w:r>
           </w:p>
         </w:tc>
@@ -2461,7 +2469,7 @@
           </w:tcPr>
           <w:p>
             <w:r>
-              <w:t xml:space="preserve">Unidades: una cantidad fija</w:t>
+              <w:t xml:space="preserve">Quiero que nunca haya menos de N unidades. (regla diaria)</w:t>
             </w:r>
           </w:p>
         </w:tc>
@@ -2484,7 +2492,7 @@
           </w:tcPr>
           <w:p>
             <w:r>
-              <w:t xml:space="preserve">Exactamente esas unidades, encima de lo que sugiere el sistema. No mira el stock ni el tránsito.</w:t>
+              <w:t xml:space="preserve">Lo que falta para llegar a N. Descuenta el stock, lo que viene en tránsito y lo que el sistema ya sugiere.</w:t>
             </w:r>
           </w:p>
         </w:tc>
@@ -2507,7 +2515,7 @@
           </w:tcPr>
           <w:p>
             <w:r>
-              <w:t xml:space="preserve">Nunca: siempre suma, aunque la sucursal tenga de sobra.</w:t>
+              <w:t xml:space="preserve">Cuando el nivel ya está cubierto. No compra todos los días: solo cuando el stock baja.</w:t>
             </w:r>
           </w:p>
         </w:tc>
@@ -2538,7 +2546,7 @@
           </w:tcPr>
           <w:p>
             <w:r>
-              <w:t xml:space="preserve">Mantener stock: el nivel que quieres tener en bodega</w:t>
+              <w:t xml:space="preserve">Quiero que siempre alcance para N días de venta. (regla diaria)</w:t>
             </w:r>
           </w:p>
         </w:tc>
@@ -2561,7 +2569,7 @@
           </w:tcPr>
           <w:p>
             <w:r>
-              <w:t xml:space="preserve">Lo que falta para llegar a ese nivel. Descuenta el stock, lo que viene en tránsito y lo que el sistema ya sugiere.</w:t>
+              <w:t xml:space="preserve">Lo que falta para cubrir N días según la demanda diaria del modelo. Descuenta lo mismo que la anterior.</w:t>
             </w:r>
           </w:p>
         </w:tc>
@@ -2584,7 +2592,7 @@
           </w:tcPr>
           <w:p>
             <w:r>
-              <w:t xml:space="preserve">Si el nivel ya está cubierto. Sirve también para productos que el modelo no pide: ahí mira el stock de bodega.</w:t>
+              <w:t xml:space="preserve">Cuando lo que hay ya alcanza. Sin venta registrada en esa sucursal no se puede: el modal propone “nunca haya menos de”.</w:t>
             </w:r>
           </w:p>
         </w:tc>
@@ -2745,7 +2753,7 @@
                 <w:bCs/>
                 <w:color w:val="FFFFFF"/>
               </w:rPr>
-              <w:t xml:space="preserve">Se pide (total a comprar)</w:t>
+              <w:t xml:space="preserve">Se pide (total a comprar hoy)</w:t>
             </w:r>
           </w:p>
         </w:tc>
@@ -2776,7 +2784,7 @@
           </w:tcPr>
           <w:p>
             <w:r>
-              <w:t xml:space="preserve">Días: 30</w:t>
+              <w:t xml:space="preserve">7 unidades más, una sola vez</w:t>
             </w:r>
           </w:p>
         </w:tc>
@@ -2799,7 +2807,7 @@
           </w:tcPr>
           <w:p>
             <w:r>
-              <w:t xml:space="preserve">0,8 × 30 = 24 → 24 − 5 − 2 − 3</w:t>
+              <w:t xml:space="preserve">No descuenta nada</w:t>
             </w:r>
           </w:p>
         </w:tc>
@@ -2822,7 +2830,7 @@
           </w:tcPr>
           <w:p>
             <w:r>
-              <w:t xml:space="preserve">14 (17 con los 3 del sistema)</w:t>
+              <w:t xml:space="preserve">7 (10 con los 3 del sistema)</w:t>
             </w:r>
           </w:p>
         </w:tc>
@@ -2853,7 +2861,7 @@
           </w:tcPr>
           <w:p>
             <w:r>
-              <w:t xml:space="preserve">Mantener stock: 12</w:t>
+              <w:t xml:space="preserve">Nunca menos de 12</w:t>
             </w:r>
           </w:p>
         </w:tc>
@@ -2930,7 +2938,7 @@
           </w:tcPr>
           <w:p>
             <w:r>
-              <w:t xml:space="preserve">Unidades: 10</w:t>
+              <w:t xml:space="preserve">Que alcance para 30 días</w:t>
             </w:r>
           </w:p>
         </w:tc>
@@ -2953,7 +2961,7 @@
           </w:tcPr>
           <w:p>
             <w:r>
-              <w:t xml:space="preserve">No descuenta nada</w:t>
+              <w:t xml:space="preserve">0,8 × 30 = 24 → 24 − 5 − 2 − 3</w:t>
             </w:r>
           </w:p>
         </w:tc>
@@ -2976,7 +2984,7 @@
           </w:tcPr>
           <w:p>
             <w:r>
-              <w:t xml:space="preserve">10 (13)</w:t>
+              <w:t xml:space="preserve">14 (17)</w:t>
             </w:r>
           </w:p>
         </w:tc>
@@ -2996,19 +3004,125 @@
           <w:b/>
           <w:bCs/>
         </w:rPr>
-        <w:t xml:space="preserve">Las unidades se calculan una sola vez, al guardar.</w:t>
-      </w:r>
-      <w:r>
-        <w:t xml:space="preserve"> Desde ahí la sugerencia suma ese mismo número todos los días hasta su fecha límite, aunque el stock cambie o la mercadería ya haya llegado. Para que se recalcule sola, usa Repetir periódicamente. Dos sugerencias manuales del mismo producto y sucursal se suman entre sí.</w:t>
-      </w:r>
-    </w:p>
-    <w:p>
-      <w:r>
-        <w:rPr>
-          <w:b/>
-          <w:bCs/>
-        </w:rPr>
-        <w:t xml:space="preserve">A qué productos se aplica: Individual, Por grupo, Todos y Pegar lista</w:t>
+        <w:t xml:space="preserve">Las reglas se recalculan todos los días,</w:t>
+      </w:r>
+      <w:r>
+        <w:t xml:space="preserve"> al final de la corrida del motor, con el stock, el tránsito y el sugerido del día. Lo que ya viene en camino no se vuelve a pedir. Lo de una sola vez suma el mismo número cada día hasta que se marque como pedido o se borre.</w:t>
+      </w:r>
+    </w:p>
+    <w:p>
+      <w:r>
+        <w:rPr>
+          <w:b/>
+          <w:bCs/>
+        </w:rPr>
+        <w:t xml:space="preserve">Si ya hay una para el mismo producto</w:t>
+      </w:r>
+    </w:p>
+    <w:p>
+      <w:pPr>
+        <w:spacing w:after="120"/>
+      </w:pPr>
+      <w:r>
+        <w:t xml:space="preserve">Dos sugerencias del mismo producto y sucursal se suman entre sí. Si ya hay una sugerencia o una regla para ese producto en esa sucursal, el modal la muestra y pregunta: Reemplazarla (lo normal: se cierra la anterior y queda la nueva) o Sumar las dos. Lo que viene de una regla de varios productos no se toca.</w:t>
+      </w:r>
+    </w:p>
+    <w:p>
+      <w:r>
+        <w:rPr>
+          <w:b/>
+          <w:bCs/>
+        </w:rPr>
+        <w:t xml:space="preserve">Cuándo se borra</w:t>
+      </w:r>
+    </w:p>
+    <w:p>
+      <w:pPr>
+        <w:pStyle w:val="Prrafodelista"/>
+        <w:numPr>
+          <w:ilvl w:val="0"/>
+          <w:numId w:val="2"/>
+        </w:numPr>
+        <w:spacing w:after="70"/>
+      </w:pPr>
+      <w:r>
+        <w:rPr>
+          <w:b/>
+          <w:bCs/>
+        </w:rPr>
+        <w:t xml:space="preserve">Al marcar el producto como pedido</w:t>
+      </w:r>
+      <w:r>
+        <w:t xml:space="preserve"> en Compras se cierran sus sugerencias manuales en esa sucursal. Si venía de una regla, la regla sigue y al día siguiente recalcula con lo que ya viene en camino.</w:t>
+      </w:r>
+    </w:p>
+    <w:p>
+      <w:pPr>
+        <w:pStyle w:val="Prrafodelista"/>
+        <w:numPr>
+          <w:ilvl w:val="0"/>
+          <w:numId w:val="2"/>
+        </w:numPr>
+        <w:spacing w:after="70"/>
+      </w:pPr>
+      <w:r>
+        <w:rPr>
+          <w:b/>
+          <w:bCs/>
+        </w:rPr>
+        <w:t xml:space="preserve">Si nadie la compra,</w:t>
+      </w:r>
+      <w:r>
+        <w:t xml:space="preserve"> la de una sola vez se borra a los 7 días. En “Más opciones” se puede elegir 14 o 30 días, o Nunca: con Nunca sigue sumándose hasta que se marque como pedida o se borre.</w:t>
+      </w:r>
+    </w:p>
+    <w:p>
+      <w:pPr>
+        <w:pStyle w:val="Prrafodelista"/>
+        <w:numPr>
+          <w:ilvl w:val="0"/>
+          <w:numId w:val="2"/>
+        </w:numPr>
+        <w:spacing w:after="70"/>
+      </w:pPr>
+      <w:r>
+        <w:rPr>
+          <w:b/>
+          <w:bCs/>
+        </w:rPr>
+        <w:t xml:space="preserve">Las reglas siguen hasta que se borren,</w:t>
+      </w:r>
+      <w:r>
+        <w:t xml:space="preserve"> o hasta la fecha que se elija en “¿Hasta cuándo?”.</w:t>
+      </w:r>
+    </w:p>
+    <w:p>
+      <w:pPr>
+        <w:pStyle w:val="Prrafodelista"/>
+        <w:numPr>
+          <w:ilvl w:val="0"/>
+          <w:numId w:val="2"/>
+        </w:numPr>
+        <w:spacing w:after="70"/>
+      </w:pPr>
+      <w:r>
+        <w:rPr>
+          <w:b/>
+          <w:bCs/>
+        </w:rPr>
+        <w:t xml:space="preserve">Para corregir o borrar,</w:t>
+      </w:r>
+      <w:r>
+        <w:t xml:space="preserve"> la página Sugerencias manuales lista cada una con su motivo: se elimina una sola, una carga completa o una regla.</w:t>
+      </w:r>
+    </w:p>
+    <w:p>
+      <w:r>
+        <w:rPr>
+          <w:b/>
+          <w:bCs/>
+        </w:rPr>
+        <w:t xml:space="preserve">A qué productos se aplica: Un producto, Varios productos y Pegar lista</w:t>
       </w:r>
     </w:p>
     <w:tbl>
@@ -3157,7 +3271,7 @@
           </w:tcPr>
           <w:p>
             <w:r>
-              <w:t xml:space="preserve">Individual</w:t>
+              <w:t xml:space="preserve">Un producto</w:t>
             </w:r>
           </w:p>
         </w:tc>
@@ -3203,7 +3317,7 @@
           </w:tcPr>
           <w:p>
             <w:r>
-              <w:t xml:space="preserve">En Días y Mantener stock, antes de guardar muestra de dónde sale el número. Si ya está cubierto, avisa y no guarda nada, salvo que sea una regla con Repetir. Rechaza códigos que no existen y avisa si FORD reemplazó el código.</w:t>
+              <w:t xml:space="preserve">Muestra el stock, lo que viene en camino, lo que ya pide el sistema y la venta diaria, y calcula el resultado mientras se escribe. Avisa si el código no existe y si FORD lo reemplazó.</w:t>
             </w:r>
           </w:p>
         </w:tc>
@@ -3234,7 +3348,7 @@
           </w:tcPr>
           <w:p>
             <w:r>
-              <w:t xml:space="preserve">Por grupo</w:t>
+              <w:t xml:space="preserve">Varios productos</w:t>
             </w:r>
           </w:p>
         </w:tc>
@@ -3257,7 +3371,7 @@
           </w:tcPr>
           <w:p>
             <w:r>
-              <w:t xml:space="preserve">Los productos que cumplen a la vez los filtros elegidos: sucursal, proveedor y ABC.</w:t>
+              <w:t xml:space="preserve">Los que cumplen a la vez los filtros de sucursal, proveedor y ABC. Sin filtros, todos.</w:t>
             </w:r>
           </w:p>
         </w:tc>
@@ -3280,7 +3394,7 @@
           </w:tcPr>
           <w:p>
             <w:r>
-              <w:t xml:space="preserve">Mismo modo y número para cada producto × sucursal; antes de guardar dice a cuántos. Omite los cubiertos y, en Días, los sin demanda. Quedan en una misma carga que se borra de una vez.</w:t>
+              <w:t xml:space="preserve">Las mismas tres frases para cada producto × sucursal; antes de guardar dice a cuántos. Viene marcado “Solo productos con Pedir = Sí”. Avisa sobre 1.000 productos.</w:t>
             </w:r>
           </w:p>
         </w:tc>
@@ -3311,7 +3425,7 @@
           </w:tcPr>
           <w:p>
             <w:r>
-              <w:t xml:space="preserve">Todos</w:t>
+              <w:t xml:space="preserve">Pegar lista</w:t>
             </w:r>
           </w:p>
         </w:tc>
@@ -3334,7 +3448,7 @@
           </w:tcPr>
           <w:p>
             <w:r>
-              <w:t xml:space="preserve">Todos los productos del sugerido, sin filtros.</w:t>
+              <w:t xml:space="preserve">Una lista copiada desde Excel.</w:t>
             </w:r>
           </w:p>
         </w:tc>
@@ -3357,158 +3471,12 @@
           </w:tcPr>
           <w:p>
             <w:r>
-              <w:t xml:space="preserve">Igual que Por grupo. Avisa cuando la carga pasa de 1.000 productos.</w:t>
-            </w:r>
-          </w:p>
-        </w:tc>
-      </w:tr>
-      <w:tr>
-        <w:tblPrEx>
-          <w:tblCellMar>
-            <w:top w:w="0" w:type="dxa"/>
-            <w:bottom w:w="0" w:type="dxa"/>
-          </w:tblCellMar>
-        </w:tblPrEx>
-        <w:tc>
-          <w:tcPr>
-            <w:tcW w:w="2600" w:type="dxa"/>
-            <w:tcBorders>
-              <w:top w:val="single" w:sz="1" w:space="0" w:color="CCCCCC"/>
-              <w:left w:val="single" w:sz="1" w:space="0" w:color="CCCCCC"/>
-              <w:bottom w:val="single" w:sz="1" w:space="0" w:color="CCCCCC"/>
-              <w:right w:val="single" w:sz="1" w:space="0" w:color="CCCCCC"/>
-            </w:tcBorders>
-            <w:tcMar>
-              <w:top w:w="70" w:type="dxa"/>
-              <w:left w:w="120" w:type="dxa"/>
-              <w:bottom w:w="70" w:type="dxa"/>
-              <w:right w:w="120" w:type="dxa"/>
-            </w:tcMar>
-            <w:vAlign w:val="center"/>
-          </w:tcPr>
-          <w:p>
-            <w:r>
-              <w:t xml:space="preserve">Pegar lista</w:t>
-            </w:r>
-          </w:p>
-        </w:tc>
-        <w:tc>
-          <w:tcPr>
-            <w:tcW w:w="2600" w:type="dxa"/>
-            <w:tcBorders>
-              <w:top w:val="single" w:sz="1" w:space="0" w:color="CCCCCC"/>
-              <w:left w:val="single" w:sz="1" w:space="0" w:color="CCCCCC"/>
-              <w:bottom w:val="single" w:sz="1" w:space="0" w:color="CCCCCC"/>
-              <w:right w:val="single" w:sz="1" w:space="0" w:color="CCCCCC"/>
-            </w:tcBorders>
-            <w:tcMar>
-              <w:top w:w="70" w:type="dxa"/>
-              <w:left w:w="120" w:type="dxa"/>
-              <w:bottom w:w="70" w:type="dxa"/>
-              <w:right w:w="120" w:type="dxa"/>
-            </w:tcMar>
-            <w:vAlign w:val="center"/>
-          </w:tcPr>
-          <w:p>
-            <w:r>
-              <w:t xml:space="preserve">Una lista copiada desde Excel.</w:t>
-            </w:r>
-          </w:p>
-        </w:tc>
-        <w:tc>
-          <w:tcPr>
-            <w:tcW w:w="4160" w:type="dxa"/>
-            <w:tcBorders>
-              <w:top w:val="single" w:sz="1" w:space="0" w:color="CCCCCC"/>
-              <w:left w:val="single" w:sz="1" w:space="0" w:color="CCCCCC"/>
-              <w:bottom w:val="single" w:sz="1" w:space="0" w:color="CCCCCC"/>
-              <w:right w:val="single" w:sz="1" w:space="0" w:color="CCCCCC"/>
-            </w:tcBorders>
-            <w:tcMar>
-              <w:top w:w="70" w:type="dxa"/>
-              <w:left w:w="120" w:type="dxa"/>
-              <w:bottom w:w="70" w:type="dxa"/>
-              <w:right w:w="120" w:type="dxa"/>
-            </w:tcMar>
-            <w:vAlign w:val="center"/>
-          </w:tcPr>
-          <w:p>
-            <w:r>
-              <w:t xml:space="preserve">Cada línea trae producto, sucursal y su cantidad: unidades, días o mantener. Si trae más de una, manda mantener, después días y al final unidades. Muestra una vista previa antes de guardar.</w:t>
+              <w:t xml:space="preserve">Cada línea trae producto, sucursal y su cantidad: unidades, días o mantener. Se calcula al guardar y se carga una sola vez, con el mismo plazo. Muestra una vista previa antes de guardar.</w:t>
             </w:r>
           </w:p>
         </w:tc>
       </w:tr>
     </w:tbl>
-    <w:p>
-      <w:pPr>
-        <w:pStyle w:val="Prrafodelista"/>
-        <w:numPr>
-          <w:ilvl w:val="0"/>
-          <w:numId w:val="2"/>
-        </w:numPr>
-        <w:spacing w:after="70"/>
-      </w:pPr>
-      <w:r>
-        <w:rPr>
-          <w:b/>
-          <w:bCs/>
-        </w:rPr>
-        <w:t xml:space="preserve">En Por grupo y Todos viene marcado “Solo productos con pedir = Sí”</w:t>
-      </w:r>
-      <w:r>
-        <w:t xml:space="preserve"> (recomendado): así solo se tocan los productos que el modelo ya pide.</w:t>
-      </w:r>
-    </w:p>
-    <w:p>
-      <w:r>
-        <w:rPr>
-          <w:b/>
-          <w:bCs/>
-        </w:rPr>
-        <w:t xml:space="preserve">Fecha límite y Repetir periódicamente</w:t>
-      </w:r>
-    </w:p>
-    <w:p>
-      <w:pPr>
-        <w:pStyle w:val="Prrafodelista"/>
-        <w:numPr>
-          <w:ilvl w:val="0"/>
-          <w:numId w:val="2"/>
-        </w:numPr>
-        <w:spacing w:after="70"/>
-      </w:pPr>
-      <w:r>
-        <w:rPr>
-          <w:b/>
-          <w:bCs/>
-        </w:rPr>
-        <w:t xml:space="preserve">Fecha límite:</w:t>
-      </w:r>
-      <w:r>
-        <w:t xml:space="preserve"> la sugerencia suma a la compra hasta ese día, incluido, y al día siguiente se archiva sola. Sin fecha no vence nunca: pide las mismas unidades todos los días hasta que alguien la borre.</w:t>
-      </w:r>
-    </w:p>
-    <w:p>
-      <w:pPr>
-        <w:pStyle w:val="Prrafodelista"/>
-        <w:numPr>
-          <w:ilvl w:val="0"/>
-          <w:numId w:val="2"/>
-        </w:numPr>
-        <w:spacing w:after="70"/>
-      </w:pPr>
-      <w:r>
-        <w:rPr>
-          <w:b/>
-          <w:bCs/>
-        </w:rPr>
-        <w:t xml:space="preserve">Repetir periódicamente</w:t>
-      </w:r>
-      <w:r>
-        <w:t xml:space="preserve"> convierte la sugerencia en una regla: se aplica al guardar y cada N días, hasta la fecha “Hasta” o hasta eliminarla. Cada repetición reemplaza a la anterior y recalcula: Días con la demanda y el stock del momento, Mantener stock solo lo que falta para volver al nivel, Unidades el mismo número. Mantener stock marca Repetir solo.</w:t>
-      </w:r>
-    </w:p>
     <w:p>
       <w:pPr>
         <w:pStyle w:val="Ttulo2"/>

--- a/apps/web/public/modelo-sugerido-de-compras.docx
+++ b/apps/web/public/modelo-sugerido-de-compras.docx
@@ -2592,7 +2592,7 @@
           </w:tcPr>
           <w:p>
             <w:r>
-              <w:t xml:space="preserve">Cuando lo que hay ya alcanza. Sin venta registrada en esa sucursal no se puede: el modal propone “nunca haya menos de”.</w:t>
+              <w:t xml:space="preserve">Cuando lo que hay ya alcanza. Sin venta registrada no se puede: con un producto, el modal propone “nunca haya menos de”; con varios, esos productos no piden nada.</w:t>
             </w:r>
           </w:p>
         </w:tc>
@@ -3007,7 +3007,7 @@
         <w:t xml:space="preserve">Las reglas se recalculan todos los días,</w:t>
       </w:r>
       <w:r>
-        <w:t xml:space="preserve"> al final de la corrida del motor, con el stock, el tránsito y el sugerido del día. Lo que ya viene en camino no se vuelve a pedir. Lo de una sola vez suma el mismo número cada día hasta que se marque como pedido o se borre.</w:t>
+        <w:t xml:space="preserve"> al final de la corrida del motor, con el stock, el tránsito y el sugerido del día. Lo que ya viene en camino no se vuelve a pedir. Lo de una sola vez suma el mismo número cada día hasta que aparece su compra en el ERP, vence o se borra.</w:t>
       </w:r>
     </w:p>
     <w:p>
@@ -3050,10 +3050,10 @@
           <w:b/>
           <w:bCs/>
         </w:rPr>
-        <w:t xml:space="preserve">Al marcar el producto como pedido</w:t>
-      </w:r>
-      <w:r>
-        <w:t xml:space="preserve"> en Compras se cierran sus sugerencias manuales en esa sucursal. Si venía de una regla, la regla sigue y al día siguiente recalcula con lo que ya viene en camino.</w:t>
+        <w:t xml:space="preserve">Cuando su compra aparece en el ERP.</w:t>
+      </w:r>
+      <w:r>
+        <w:t xml:space="preserve"> Cada mañana el motor revisa las OC de los últimos 90 días, de cualquier motivo, también compra calzada. Lo de una sola vez se cierra con la primera OC del mismo producto y sucursal, de fecha igual o posterior al día en que se creó y con al menos esas unidades. La OC de un día llega en el archivo de la mañana siguiente. Las de importación no cuentan porque vienen sin sucursal.</w:t>
       </w:r>
     </w:p>
     <w:p>
@@ -3070,10 +3070,30 @@
           <w:b/>
           <w:bCs/>
         </w:rPr>
+        <w:t xml:space="preserve">Queda anotada la OC que la cerró,</w:t>
+      </w:r>
+      <w:r>
+        <w:t xml:space="preserve"> en la página Sugerencias manuales. El ERP no dice por qué se hizo una OC: una sin relación que cumpla lo mismo también la cierra, igual que una del mismo día hecha antes de la sugerencia. Si pasa, vuelve a crearla.</w:t>
+      </w:r>
+    </w:p>
+    <w:p>
+      <w:pPr>
+        <w:pStyle w:val="Prrafodelista"/>
+        <w:numPr>
+          <w:ilvl w:val="0"/>
+          <w:numId w:val="2"/>
+        </w:numPr>
+        <w:spacing w:after="70"/>
+      </w:pPr>
+      <w:r>
+        <w:rPr>
+          <w:b/>
+          <w:bCs/>
+        </w:rPr>
         <w:t xml:space="preserve">Si nadie la compra,</w:t>
       </w:r>
       <w:r>
-        <w:t xml:space="preserve"> la de una sola vez se borra a los 7 días. En “Más opciones” se puede elegir 14 o 30 días, o Nunca: con Nunca sigue sumándose hasta que se marque como pedida o se borre.</w:t>
+        <w:t xml:space="preserve"> la de una sola vez se borra a los 7 días. En “Más opciones” se puede elegir 14 o 30 días, o Nunca: con Nunca sigue sumándose hasta que aparezca su compra o se borre.</w:t>
       </w:r>
     </w:p>
     <w:p>
